--- a/docs/content/glm_logistic_regression/glm_logistic_regression_lecture.docx
+++ b/docs/content/glm_logistic_regression/glm_logistic_regression_lecture.docx
@@ -2332,13 +2332,13 @@
       </w:r>
     </w:p>
     <w:bookmarkEnd w:id="27"/>
-    <w:bookmarkStart w:id="31" w:name="X57e67d90b7faa1a78227a4bb359dce00d06696f"/>
+    <w:bookmarkStart w:id="31" w:name="gaussian-glm-the-galápagos-island-data"/>
     <w:p>
       <w:pPr>
         <w:pStyle w:val="Heading2"/>
       </w:pPr>
       <w:r>
-        <w:t xml:space="preserve">GLM with Gaussian (Normal) Distribution: Setup</w:t>
+        <w:t xml:space="preserve">Gaussian GLM — The Galápagos Island Data</w:t>
       </w:r>
     </w:p>
     <w:p>
@@ -2611,13 +2611,13 @@
       </w:r>
     </w:p>
     <w:bookmarkEnd w:id="31"/>
-    <w:bookmarkStart w:id="35" w:name="Xb9a01484f69c84639f0f9aa938f54e8c33515cc"/>
+    <w:bookmarkStart w:id="35" w:name="Xe71116e481f60ac5952d7a08794d61e2047cddb"/>
     <w:p>
       <w:pPr>
         <w:pStyle w:val="Heading2"/>
       </w:pPr>
       <w:r>
-        <w:t xml:space="preserve">GLM with Gaussian (Normal) Distribution: Setup</w:t>
+        <w:t xml:space="preserve">Gaussian GLM — Building the Size Categories</w:t>
       </w:r>
     </w:p>
     <w:p>
@@ -3147,13 +3147,43 @@
       </w:r>
     </w:p>
     <w:bookmarkEnd w:id="35"/>
-    <w:bookmarkStart w:id="36" w:name="X8f02e7836bcfceb634ff301c81eeedc9c950d64"/>
+    <w:bookmarkStart w:id="36" w:name="X1fc7da18866cf9f0e84649cdee739f44fd41e85"/>
     <w:p>
       <w:pPr>
         <w:pStyle w:val="Heading2"/>
       </w:pPr>
       <w:r>
-        <w:t xml:space="preserve">GLM with Gaussian (Normal) Distribution: Setup</w:t>
+        <w:t xml:space="preserve">Gaussian GLM — Fitting</w:t>
+      </w:r>
+      <w:r>
+        <w:t xml:space="preserve"> </w:t>
+      </w:r>
+      <w:r>
+        <w:rPr>
+          <w:rStyle w:val="VerbatimChar"/>
+        </w:rPr>
+        <w:t xml:space="preserve">lm()</w:t>
+      </w:r>
+      <w:r>
+        <w:t xml:space="preserve"> </w:t>
+      </w:r>
+      <w:r>
+        <w:t xml:space="preserve">and</w:t>
+      </w:r>
+      <w:r>
+        <w:t xml:space="preserve"> </w:t>
+      </w:r>
+      <w:r>
+        <w:rPr>
+          <w:rStyle w:val="VerbatimChar"/>
+        </w:rPr>
+        <w:t xml:space="preserve">glm()</w:t>
+      </w:r>
+      <w:r>
+        <w:t xml:space="preserve"> </w:t>
+      </w:r>
+      <w:r>
+        <w:t xml:space="preserve">Side by Side</w:t>
       </w:r>
     </w:p>
     <w:p>
@@ -3490,13 +3520,13 @@
       </w:r>
     </w:p>
     <w:bookmarkEnd w:id="36"/>
-    <w:bookmarkStart w:id="37" w:name="X1d36f5f84df9d82d1d7816f1b53d1d6f4494bb9"/>
+    <w:bookmarkStart w:id="37" w:name="X50030474e3f27d10f11098770c6e650c6945b58"/>
     <w:p>
       <w:pPr>
         <w:pStyle w:val="Heading2"/>
       </w:pPr>
       <w:r>
-        <w:t xml:space="preserve">GLM with Gaussian (Normal) Distribution: Setup</w:t>
+        <w:t xml:space="preserve">Gaussian GLM — Reading the Output: Deviance and Dispersion</w:t>
       </w:r>
     </w:p>
     <w:p>
@@ -4438,13 +4468,13 @@
       </w:r>
     </w:p>
     <w:bookmarkEnd w:id="44"/>
-    <w:bookmarkStart w:id="45" w:name="glm-with-poisson-distribution-setup"/>
+    <w:bookmarkStart w:id="45" w:name="X40dfe06f24dff4139328ddf3194dba20135513b"/>
     <w:p>
       <w:pPr>
         <w:pStyle w:val="Heading2"/>
       </w:pPr>
       <w:r>
-        <w:t xml:space="preserve">GLM with Poisson Distribution: Setup</w:t>
+        <w:t xml:space="preserve">Poisson GLM — Why Counts Need a Different Distribution</w:t>
       </w:r>
     </w:p>
     <w:p>
@@ -5191,13 +5221,13 @@
       </w:r>
     </w:p>
     <w:bookmarkEnd w:id="46"/>
-    <w:bookmarkStart w:id="47" w:name="glm-with-poisson-distribution-setup-1"/>
+    <w:bookmarkStart w:id="47" w:name="poisson-glm-fitting-the-model"/>
     <w:p>
       <w:pPr>
         <w:pStyle w:val="Heading2"/>
       </w:pPr>
       <w:r>
-        <w:t xml:space="preserve">GLM with Poisson Distribution: Setup</w:t>
+        <w:t xml:space="preserve">Poisson GLM — Fitting the Model</w:t>
       </w:r>
     </w:p>
     <w:p>
@@ -5447,13 +5477,13 @@
       </w:r>
     </w:p>
     <w:bookmarkEnd w:id="47"/>
-    <w:bookmarkStart w:id="48" w:name="glm-with-poisson-distribution-setup-2"/>
+    <w:bookmarkStart w:id="48" w:name="poisson-glm-checking-dispersion"/>
     <w:p>
       <w:pPr>
         <w:pStyle w:val="Heading2"/>
       </w:pPr>
       <w:r>
-        <w:t xml:space="preserve">GLM with Poisson Distribution: Setup</w:t>
+        <w:t xml:space="preserve">Poisson GLM — Checking Dispersion</w:t>
       </w:r>
     </w:p>
     <w:p>
@@ -6079,13 +6109,13 @@
       </w:r>
     </w:p>
     <w:bookmarkEnd w:id="48"/>
-    <w:bookmarkStart w:id="49" w:name="glm-with-poisson-distribution-setup-3"/>
+    <w:bookmarkStart w:id="49" w:name="Xcb7fa78936aaa791c36be78e53649996d82d405"/>
     <w:p>
       <w:pPr>
         <w:pStyle w:val="Heading2"/>
       </w:pPr>
       <w:r>
-        <w:t xml:space="preserve">GLM with Poisson Distribution: Setup</w:t>
+        <w:t xml:space="preserve">Poisson GLM — Estimated Marginal Means on the Count Scale</w:t>
       </w:r>
     </w:p>
     <w:p>
@@ -8095,13 +8125,13 @@
       </w:r>
     </w:p>
     <w:bookmarkEnd w:id="70"/>
-    <w:bookmarkStart w:id="74" w:name="example-lizard-presence-on-islands"/>
+    <w:bookmarkStart w:id="74" w:name="X7cee0dafbca60643c298af1c4e8b5c5ec5257b0"/>
     <w:p>
       <w:pPr>
         <w:pStyle w:val="Heading2"/>
       </w:pPr>
       <w:r>
-        <w:t xml:space="preserve">Example: Lizard Presence on Islands</w:t>
+        <w:t xml:space="preserve">Logistic Regression — The Lizard Island Data</w:t>
       </w:r>
     </w:p>
     <w:p>
@@ -8182,13 +8212,13 @@
       </w:r>
     </w:p>
     <w:bookmarkEnd w:id="74"/>
-    <w:bookmarkStart w:id="75" w:name="example-lizard-presence-on-islands-1"/>
+    <w:bookmarkStart w:id="75" w:name="logistic-regression-fitting-the-model"/>
     <w:p>
       <w:pPr>
         <w:pStyle w:val="Heading2"/>
       </w:pPr>
       <w:r>
-        <w:t xml:space="preserve">Example: Lizard Presence on Islands</w:t>
+        <w:t xml:space="preserve">Logistic Regression — Fitting the Model</w:t>
       </w:r>
     </w:p>
     <w:p>
@@ -10850,13 +10880,13 @@
       </w:r>
     </w:p>
     <w:bookmarkEnd w:id="98"/>
-    <w:bookmarkStart w:id="101" w:name="scientific-write-up-example"/>
+    <w:bookmarkStart w:id="101" w:name="scientific-write-up-results"/>
     <w:p>
       <w:pPr>
         <w:pStyle w:val="Heading2"/>
       </w:pPr>
       <w:r>
-        <w:t xml:space="preserve">Scientific Write-Up Example</w:t>
+        <w:t xml:space="preserve">Scientific Write-Up — Results</w:t>
       </w:r>
     </w:p>
     <w:tbl>
@@ -10951,7 +10981,7 @@
                 <w:b/>
                 <w:bCs/>
               </w:rPr>
-              <w:t xml:space="preserve">Scientific Write-Up Example</w:t>
+              <w:t xml:space="preserve">Results</w:t>
             </w:r>
           </w:p>
           <w:p>
@@ -10974,7 +11004,7 @@
               <w:pStyle w:val="BodyText"/>
             </w:pPr>
             <w:r>
-              <w:t xml:space="preserve">The presence of native rodents in canyon fragments was modeled using</w:t>
+              <w:t xml:space="preserve">The presence of native rodents in 25 canyon fragments was modeled using</w:t>
             </w:r>
             <w:r>
               <w:t xml:space="preserve"> </w:t>
@@ -10986,25 +11016,19 @@
               <w:t xml:space="preserve"> </w:t>
             </w:r>
             <w:r>
-              <w:t xml:space="preserve">source canyon, years since isolation, and percentage of shrub cover. The</w:t>
+              <w:t xml:space="preserve">source canyon, years since isolation, and percentage of shrub cover.</w:t>
             </w:r>
             <w:r>
               <w:t xml:space="preserve"> </w:t>
             </w:r>
             <w:r>
-              <w:t xml:space="preserve">model was statistically significant (χ² = 12.63, df = 3, p = 0.005) and</w:t>
+              <w:t xml:space="preserve">Taken together the three predictors improved on the null model</w:t>
             </w:r>
             <w:r>
               <w:t xml:space="preserve"> </w:t>
             </w:r>
             <w:r>
-              <w:t xml:space="preserve">explained 38.7% of the variation in rodent presence (McFadden’s R² =</w:t>
-            </w:r>
-            <w:r>
-              <w:t xml:space="preserve"> </w:t>
-            </w:r>
-            <w:r>
-              <w:t xml:space="preserve">0.387).</w:t>
+              <w:t xml:space="preserve">(likelihood-ratio χ² = 18.28, df = 3, p &lt; 0.001; McFadden’s R² = 0.66).</w:t>
             </w:r>
           </w:p>
           <w:p>
@@ -11012,43 +11036,59 @@
               <w:pStyle w:val="BodyText"/>
             </w:pPr>
             <w:r>
-              <w:t xml:space="preserve">Among the predictors, only shrub cover had a statistically significant</w:t>
+              <w:rPr>
+                <w:b/>
+                <w:bCs/>
+              </w:rPr>
+              <w:t xml:space="preserve">No individual predictor reached significance at α = 0.05.</w:t>
             </w:r>
             <w:r>
               <w:t xml:space="preserve"> </w:t>
             </w:r>
             <w:r>
-              <w:t xml:space="preserve">effect on rodent presence (β = 0.091, SE = 0.041, p = 0.026). The odds</w:t>
+              <w:t xml:space="preserve">Shrub cover</w:t>
             </w:r>
             <w:r>
               <w:t xml:space="preserve"> </w:t>
             </w:r>
             <w:r>
-              <w:t xml:space="preserve">ratio for shrub cover was 1.095 (95% CI: 1.011-1.186), indicating that</w:t>
+              <w:t xml:space="preserve">showed the strongest effect (β = 0.193, SE = 0.116, p = 0.096; odds ratio</w:t>
             </w:r>
             <w:r>
               <w:t xml:space="preserve"> </w:t>
             </w:r>
             <w:r>
-              <w:t xml:space="preserve">for each percentage increase in shrub cover, the odds of rodent presence</w:t>
+              <w:t xml:space="preserve">1.21, 95% CI 1.06–1.79), suggesting that each additional percentage point</w:t>
             </w:r>
             <w:r>
               <w:t xml:space="preserve"> </w:t>
             </w:r>
             <w:r>
-              <w:t xml:space="preserve">increased by approximately 9.5%. Neither distance to source canyon (β =</w:t>
+              <w:t xml:space="preserve">of shrub cover multiplies the odds of rodent presence by roughly 1.2 —</w:t>
             </w:r>
             <w:r>
               <w:t xml:space="preserve"> </w:t>
             </w:r>
             <w:r>
-              <w:t xml:space="preserve">0.0002, p = 0.690) nor years since isolation (β = 0.022, p = 0.566)</w:t>
+              <w:t xml:space="preserve">but the confidence interval is wide and the coefficient is not</w:t>
             </w:r>
             <w:r>
               <w:t xml:space="preserve"> </w:t>
             </w:r>
             <w:r>
-              <w:t xml:space="preserve">showed significant relationships with rodent presence.</w:t>
+              <w:t xml:space="preserve">distinguishable from zero at conventional levels. Neither distance to</w:t>
+            </w:r>
+            <w:r>
+              <w:t xml:space="preserve"> </w:t>
+            </w:r>
+            <w:r>
+              <w:t xml:space="preserve">source canyon (β = 0.0021, p = 0.229) nor years since isolation</w:t>
+            </w:r>
+            <w:r>
+              <w:t xml:space="preserve"> </w:t>
+            </w:r>
+            <w:r>
+              <w:t xml:space="preserve">(β = 0.069, p = 0.249) approached significance.</w:t>
             </w:r>
           </w:p>
           <w:p>
@@ -11059,32 +11099,32 @@
               <w:spacing w:after="16"/>
             </w:pPr>
             <w:r>
-              <w:t xml:space="preserve">The model correctly classified 76% of the fragments, with a sensitivity</w:t>
+              <w:t xml:space="preserve">The model correctly classified 88% of the fragments (sensitivity 0.90,</w:t>
             </w:r>
             <w:r>
               <w:t xml:space="preserve"> </w:t>
             </w:r>
             <w:r>
-              <w:t xml:space="preserve">of 0.77 and a specificity of 0.75. Diagnostics indicated no significant</w:t>
+              <w:t xml:space="preserve">specificity 0.83), and showed no evidence of poor fit</w:t>
             </w:r>
             <w:r>
               <w:t xml:space="preserve"> </w:t>
             </w:r>
             <w:r>
-              <w:t xml:space="preserve">issues with model fit (Hosmer-Lemeshow χ² = 7.31, df = 8, p = 0.504).</w:t>
+              <w:t xml:space="preserve">(Hosmer-Lemeshow χ² = 0.95, df = 6, p = 0.99).</w:t>
             </w:r>
           </w:p>
         </w:tc>
       </w:tr>
     </w:tbl>
     <w:bookmarkEnd w:id="101"/>
-    <w:bookmarkStart w:id="104" w:name="scientific-write-up-example-2"/>
+    <w:bookmarkStart w:id="104" w:name="scientific-write-up-discussion"/>
     <w:p>
       <w:pPr>
         <w:pStyle w:val="Heading2"/>
       </w:pPr>
       <w:r>
-        <w:t xml:space="preserve">Scientific Write-Up Example</w:t>
+        <w:t xml:space="preserve">Scientific Write-Up — Discussion</w:t>
       </w:r>
     </w:p>
     <w:tbl>
@@ -11179,7 +11219,7 @@
                 <w:b/>
                 <w:bCs/>
               </w:rPr>
-              <w:t xml:space="preserve">Scientific Write-Up Example</w:t>
+              <w:t xml:space="preserve">Discussion</w:t>
             </w:r>
           </w:p>
           <w:p>
@@ -11205,61 +11245,107 @@
               <w:spacing w:after="16"/>
             </w:pPr>
             <w:r>
-              <w:t xml:space="preserve">Our findings suggest that vegetation structure, as measured by shrub</w:t>
+              <w:t xml:space="preserve">Our findings are</w:t>
             </w:r>
             <w:r>
               <w:t xml:space="preserve"> </w:t>
             </w:r>
             <w:r>
-              <w:t xml:space="preserve">cover, is a strong predictor of native rodent presence</w:t>
+              <w:rPr>
+                <w:i/>
+                <w:iCs/>
+              </w:rPr>
+              <w:t xml:space="preserve">suggestive</w:t>
             </w:r>
             <w:r>
               <w:t xml:space="preserve"> </w:t>
             </w:r>
             <w:r>
-              <w:t xml:space="preserve">in canyon fragments. The positive relationship between shrub</w:t>
+              <w:t xml:space="preserve">that vegetation structure, as measured by</w:t>
             </w:r>
             <w:r>
               <w:t xml:space="preserve"> </w:t>
             </w:r>
             <w:r>
-              <w:t xml:space="preserve">cover and rodent occurrence likely reflects the importance of vegetation</w:t>
+              <w:t xml:space="preserve">shrub cover, is associated with native rodent presence in canyon</w:t>
             </w:r>
             <w:r>
               <w:t xml:space="preserve"> </w:t>
             </w:r>
             <w:r>
-              <w:t xml:space="preserve">for providing food resources, shelter from predators, and suitable</w:t>
+              <w:t xml:space="preserve">fragments — the effect is in the expected direction and is the largest of</w:t>
             </w:r>
             <w:r>
               <w:t xml:space="preserve"> </w:t>
             </w:r>
             <w:r>
-              <w:t xml:space="preserve">microhabitat conditions. Contrary to our expectations, isolation metrics</w:t>
+              <w:t xml:space="preserve">the three — but with only 25 fragments the estimate is too imprecise to</w:t>
             </w:r>
             <w:r>
               <w:t xml:space="preserve"> </w:t>
             </w:r>
             <w:r>
-              <w:t xml:space="preserve">(distance to source canyon and years since isolation) did not</w:t>
+              <w:t xml:space="preserve">call significant (p = 0.096). The positive direction is consistent with</w:t>
             </w:r>
             <w:r>
               <w:t xml:space="preserve"> </w:t>
             </w:r>
             <w:r>
-              <w:t xml:space="preserve">significantly predict rodent presence, suggesting that local habitat</w:t>
+              <w:t xml:space="preserve">vegetation providing food, shelter from predators, and suitable</w:t>
             </w:r>
             <w:r>
               <w:t xml:space="preserve"> </w:t>
             </w:r>
             <w:r>
-              <w:t xml:space="preserve">quality may be more important than landscape connectivity for these</w:t>
+              <w:t xml:space="preserve">microhabitat. Isolation metrics (distance to source canyon and years</w:t>
             </w:r>
             <w:r>
               <w:t xml:space="preserve"> </w:t>
             </w:r>
             <w:r>
-              <w:t xml:space="preserve">species.</w:t>
+              <w:t xml:space="preserve">since isolation) showed no detectable relationship, though the same</w:t>
+            </w:r>
+            <w:r>
+              <w:t xml:space="preserve"> </w:t>
+            </w:r>
+            <w:r>
+              <w:t xml:space="preserve">sample-size caveat applies:</w:t>
+            </w:r>
+            <w:r>
+              <w:t xml:space="preserve"> </w:t>
+            </w:r>
+            <w:r>
+              <w:rPr>
+                <w:b/>
+                <w:bCs/>
+              </w:rPr>
+              <w:t xml:space="preserve">failing to detect an effect is not the same</w:t>
+            </w:r>
+            <w:r>
+              <w:rPr>
+                <w:b/>
+                <w:bCs/>
+              </w:rPr>
+              <w:t xml:space="preserve"> </w:t>
+            </w:r>
+            <w:r>
+              <w:rPr>
+                <w:b/>
+                <w:bCs/>
+              </w:rPr>
+              <w:t xml:space="preserve">as showing there is none.</w:t>
+            </w:r>
+            <w:r>
+              <w:t xml:space="preserve"> </w:t>
+            </w:r>
+            <w:r>
+              <w:t xml:space="preserve">A larger set of fragments would be needed to</w:t>
+            </w:r>
+            <w:r>
+              <w:t xml:space="preserve"> </w:t>
+            </w:r>
+            <w:r>
+              <w:t xml:space="preserve">separate these possibilities.</w:t>
             </w:r>
           </w:p>
         </w:tc>
@@ -12202,13 +12288,13 @@
       </w:r>
     </w:p>
     <w:bookmarkEnd w:id="115"/>
-    <w:bookmarkStart w:id="116" w:name="summary-and-conclusions"/>
+    <w:bookmarkStart w:id="116" w:name="summary-what-a-glm-gives-you"/>
     <w:p>
       <w:pPr>
         <w:pStyle w:val="Heading2"/>
       </w:pPr>
       <w:r>
-        <w:t xml:space="preserve">Summary and Conclusions</w:t>
+        <w:t xml:space="preserve">Summary — What a GLM Gives You</w:t>
       </w:r>
     </w:p>
     <w:p>
@@ -12406,13 +12492,13 @@
       </w:r>
     </w:p>
     <w:bookmarkEnd w:id="116"/>
-    <w:bookmarkStart w:id="117" w:name="summary-and-conclusions-1"/>
+    <w:bookmarkStart w:id="117" w:name="summary-choosing-a-distribution-and-link"/>
     <w:p>
       <w:pPr>
         <w:pStyle w:val="Heading2"/>
       </w:pPr>
       <w:r>
-        <w:t xml:space="preserve">Summary and Conclusions</w:t>
+        <w:t xml:space="preserve">Summary — Choosing a Distribution and Link</w:t>
       </w:r>
     </w:p>
     <w:p>

--- a/docs/content/glm_logistic_regression/glm_logistic_regression_lecture.docx
+++ b/docs/content/glm_logistic_regression/glm_logistic_regression_lecture.docx
@@ -12681,6 +12681,8 @@
     </w:p>
     <w:bookmarkEnd w:id="118"/>
     <w:sectPr>
+      <w:pgSz w:h="15840" w:w="12240"/>
+      <w:pgMar w:bottom="720" w:footer="360" w:gutter="0" w:header="360" w:left="1008" w:right="720" w:top="720"/>
       <w:footnotePr>
         <w:numRestart w:val="eachSect"/>
       </w:footnotePr>
@@ -13342,7 +13344,7 @@
     </w:rPrDefault>
     <w:pPrDefault>
       <w:pPr>
-        <w:spacing w:after="100"/>
+        <w:spacing w:after="100" w:before="0"/>
       </w:pPr>
     </w:pPrDefault>
   </w:docDefaults>
@@ -13357,7 +13359,7 @@
     <w:link w:val="BodyTextChar"/>
     <w:qFormat/>
     <w:pPr>
-      <w:spacing w:after="90" w:before="90"/>
+      <w:spacing w:after="90" w:before="0"/>
     </w:pPr>
   </w:style>
   <w:style w:customStyle="1" w:styleId="FirstParagraph" w:type="paragraph">
@@ -13371,7 +13373,7 @@
     <w:basedOn w:val="BodyText"/>
     <w:qFormat/>
     <w:pPr>
-      <w:spacing w:after="20" w:before="20"/>
+      <w:spacing w:after="20" w:before="0"/>
     </w:pPr>
   </w:style>
   <w:style w:styleId="Title" w:type="paragraph">
@@ -13383,7 +13385,7 @@
     <w:qFormat/>
     <w:rsid w:val="00A10FD9"/>
     <w:pPr>
-      <w:spacing w:after="60" w:line="240" w:lineRule="auto"/>
+      <w:spacing w:after="60" w:before="0" w:line="240" w:lineRule="auto"/>
       <w:contextualSpacing/>
       <w:jc w:val="center"/>
     </w:pPr>
@@ -13414,6 +13416,7 @@
     <w:qFormat/>
     <w:rsid w:val="00A10FD9"/>
     <w:pPr>
+      <w:spacing w:before="0"/>
       <w:numPr>
         <w:ilvl w:val="1"/>
       </w:numPr>
@@ -13445,6 +13448,7 @@
     <w:next w:val="BodyText"/>
     <w:qFormat/>
     <w:pPr>
+      <w:spacing w:before="0"/>
       <w:keepNext/>
       <w:keepLines/>
     </w:pPr>
@@ -13459,6 +13463,7 @@
     <w:next w:val="BodyText"/>
     <w:qFormat/>
     <w:pPr>
+      <w:spacing w:before="0"/>
       <w:keepNext/>
       <w:keepLines/>
     </w:pPr>
@@ -13475,7 +13480,7 @@
     <w:pPr>
       <w:keepNext/>
       <w:keepLines/>
-      <w:spacing w:after="0" w:before="300"/>
+      <w:spacing w:after="0" w:before="0"/>
       <w:jc w:val="center"/>
     </w:pPr>
     <w:rPr>
@@ -13492,7 +13497,7 @@
     <w:pPr>
       <w:keepNext/>
       <w:keepLines/>
-      <w:spacing w:after="300" w:before="100"/>
+      <w:spacing w:after="300" w:before="0"/>
     </w:pPr>
     <w:rPr>
       <w:sz w:val="20"/>
@@ -13518,7 +13523,7 @@
     <w:pPr>
       <w:keepNext/>
       <w:keepLines/>
-      <w:spacing w:after="60" w:before="200"/>
+      <w:spacing w:after="60" w:before="120"/>
       <w:outlineLvl w:val="0"/>
     </w:pPr>
     <w:rPr>
@@ -13541,7 +13546,7 @@
     <w:pPr>
       <w:keepNext/>
       <w:keepLines/>
-      <w:spacing w:after="50" w:before="140"/>
+      <w:spacing w:after="50" w:before="100"/>
       <w:outlineLvl w:val="1"/>
     </w:pPr>
     <w:rPr>
@@ -13564,7 +13569,7 @@
     <w:pPr>
       <w:keepNext/>
       <w:keepLines/>
-      <w:spacing w:after="40" w:before="120"/>
+      <w:spacing w:after="40" w:before="80"/>
       <w:outlineLvl w:val="2"/>
     </w:pPr>
     <w:rPr>
@@ -13610,7 +13615,7 @@
     <w:pPr>
       <w:keepNext/>
       <w:keepLines/>
-      <w:spacing w:after="40" w:before="80"/>
+      <w:spacing w:after="40" w:before="60"/>
       <w:outlineLvl w:val="4"/>
     </w:pPr>
     <w:rPr>
@@ -13631,7 +13636,7 @@
     <w:pPr>
       <w:keepNext/>
       <w:keepLines/>
-      <w:spacing w:after="0" w:before="40"/>
+      <w:spacing w:after="0" w:before="60"/>
       <w:outlineLvl w:val="5"/>
     </w:pPr>
     <w:rPr>
@@ -13654,7 +13659,7 @@
     <w:pPr>
       <w:keepNext/>
       <w:keepLines/>
-      <w:spacing w:after="0" w:before="40"/>
+      <w:spacing w:after="0" w:before="60"/>
       <w:outlineLvl w:val="6"/>
     </w:pPr>
     <w:rPr>
@@ -13675,7 +13680,7 @@
     <w:pPr>
       <w:keepNext/>
       <w:keepLines/>
-      <w:spacing w:after="0"/>
+      <w:spacing w:after="0" w:before="60"/>
       <w:outlineLvl w:val="7"/>
     </w:pPr>
     <w:rPr>
@@ -13698,7 +13703,7 @@
     <w:pPr>
       <w:keepNext/>
       <w:keepLines/>
-      <w:spacing w:after="0"/>
+      <w:spacing w:after="0" w:before="60"/>
       <w:outlineLvl w:val="8"/>
     </w:pPr>
     <w:rPr>
@@ -13833,7 +13838,7 @@
     <w:unhideWhenUsed/>
     <w:qFormat/>
     <w:pPr>
-      <w:spacing w:after="50" w:before="50"/>
+      <w:spacing w:after="50" w:before="0"/>
       <w:ind w:firstLine="0" w:left="480" w:right="480"/>
     </w:pPr>
   </w:style>
@@ -13853,7 +13858,7 @@
     <w:unhideWhenUsed/>
     <w:qFormat/>
     <w:pPr>
-      <w:spacing w:after="100" w:before="100"/>
+      <w:spacing w:after="100" w:before="0"/>
       <w:ind w:firstLine="0" w:left="480" w:right="480"/>
     </w:pPr>
   </w:style>
@@ -13900,7 +13905,7 @@
     <w:pPr>
       <w:keepNext/>
       <w:keepLines/>
-      <w:spacing w:after="0"/>
+      <w:spacing w:after="0" w:before="0"/>
     </w:pPr>
     <w:rPr>
       <w:b/>
@@ -13925,6 +13930,7 @@
     <w:name w:val="Table Caption"/>
     <w:basedOn w:val="Caption"/>
     <w:pPr>
+      <w:spacing w:before="0"/>
       <w:keepNext/>
     </w:pPr>
   </w:style>
@@ -13940,6 +13946,7 @@
     <w:name w:val="Captioned Figure"/>
     <w:basedOn w:val="Figure"/>
     <w:pPr>
+      <w:spacing w:before="0"/>
       <w:keepNext/>
     </w:pPr>
   </w:style>
@@ -13982,7 +13989,7 @@
     <w:unhideWhenUsed/>
     <w:qFormat/>
     <w:pPr>
-      <w:spacing w:before="240" w:line="259" w:lineRule="auto"/>
+      <w:spacing w:before="0" w:line="259" w:lineRule="auto"/>
       <w:outlineLvl w:val="9"/>
     </w:pPr>
     <w:rPr>
